--- a/Enrutamiento basico/Practicas/Practica 7 - Respaldo de IOS/Practica 7 - Respaldo de IOS (resuelta).docx
+++ b/Enrutamiento basico/Practicas/Practica 7 - Respaldo de IOS/Practica 7 - Respaldo de IOS (resuelta).docx
@@ -110,7 +110,7 @@
                 <w:sz w:val="20"/>
                 <w:szCs w:val="20"/>
               </w:rPr>
-              <w:t xml:space="preserve">__________________________________________</w:t>
+              <w:t xml:space="preserve">Pedro Jose Lara Montiel</w:t>
             </w:r>
           </w:p>
         </w:tc>
